--- a/Physics/Units/10-Nuclear Physics/Unit Plan.docx
+++ b/Physics/Units/10-Nuclear Physics/Unit Plan.docx
@@ -316,7 +316,7 @@
                 <w:sz w:val="22"/>
                 <w:u w:val="none"/>
               </w:rPr>
-              <w:t>Nuclear Structure, Stability, and Radioactive Decay</w:t>
+              <w:t>Nuclear Structure, Stability, and Radioactive Decay (Day 1 of 3)</w:t>
             </w:r>
           </w:p>
         </w:tc>
@@ -335,7 +335,7 @@
                 <w:sz w:val="22"/>
                 <w:u w:val="none"/>
               </w:rPr>
-              <w:t>3</w:t>
+              <w:t>1</w:t>
             </w:r>
           </w:p>
         </w:tc>
@@ -354,7 +354,7 @@
                 <w:sz w:val="22"/>
                 <w:u w:val="none"/>
               </w:rPr>
-              <w:t>At the end of 42 minutes I can describe the structure of the nucleus, identify the three types of radioactive decay (alp...</w:t>
+              <w:t>At the end of 42 minutes I can define and describe key concepts related to: describe the structure of the nucleus, ident...</w:t>
             </w:r>
           </w:p>
         </w:tc>
@@ -396,7 +396,7 @@
                 <w:sz w:val="22"/>
                 <w:u w:val="none"/>
               </w:rPr>
-              <w:t>Half-Life Calculations and Applications</w:t>
+              <w:t>Nuclear Structure, Stability, and Radioactive Decay (Day 2 of 3)</w:t>
             </w:r>
           </w:p>
         </w:tc>
@@ -416,7 +416,7 @@
                 <w:sz w:val="22"/>
                 <w:u w:val="none"/>
               </w:rPr>
-              <w:t>2</w:t>
+              <w:t>1</w:t>
             </w:r>
           </w:p>
         </w:tc>
@@ -436,7 +436,7 @@
                 <w:sz w:val="22"/>
                 <w:u w:val="none"/>
               </w:rPr>
-              <w:t>At the end of 42 minutes I can calculate the amount of a radioactive substance remaining after a given number of half-li...</w:t>
+              <w:t>At the end of 42 minutes I can apply and compare concepts and describe the structure of the nucleus, identify the three ...</w:t>
             </w:r>
           </w:p>
         </w:tc>
@@ -476,7 +476,7 @@
                 <w:sz w:val="22"/>
                 <w:u w:val="none"/>
               </w:rPr>
-              <w:t>Fission, Fusion, and Mass-Energy Equivalence</w:t>
+              <w:t>Nuclear Structure, Stability, and Radioactive Decay (Day 3 of 3)</w:t>
             </w:r>
           </w:p>
         </w:tc>
@@ -495,7 +495,7 @@
                 <w:sz w:val="22"/>
                 <w:u w:val="none"/>
               </w:rPr>
-              <w:t>2</w:t>
+              <w:t>1</w:t>
             </w:r>
           </w:p>
         </w:tc>
@@ -514,7 +514,327 @@
                 <w:sz w:val="22"/>
                 <w:u w:val="none"/>
               </w:rPr>
-              <w:t>At the end of 42 minutes I can compare nuclear fission and fusion, explain mass-energy equivalence (E = mc^2), and evalu...</w:t>
+              <w:t>At the end of 42 minutes I can evaluate and explain my understanding to describe the structure of the nucleus, identify ...</w:t>
+            </w:r>
+          </w:p>
+        </w:tc>
+      </w:tr>
+      <w:tr>
+        <w:tc>
+          <w:tcPr>
+            <w:tcW w:type="dxa" w:w="1008"/>
+            <w:shd w:fill="F2F2F2" w:val="clear"/>
+          </w:tcPr>
+          <w:p>
+            <w:r/>
+            <w:r>
+              <w:rPr>
+                <w:rFonts w:ascii="Calibri" w:hAnsi="Calibri"/>
+                <w:b w:val="0"/>
+                <w:i w:val="0"/>
+                <w:color w:val="000000"/>
+                <w:sz w:val="22"/>
+                <w:u w:val="none"/>
+              </w:rPr>
+              <w:t>4</w:t>
+            </w:r>
+          </w:p>
+        </w:tc>
+        <w:tc>
+          <w:tcPr>
+            <w:tcW w:type="dxa" w:w="2880"/>
+            <w:shd w:fill="F2F2F2" w:val="clear"/>
+          </w:tcPr>
+          <w:p>
+            <w:r/>
+            <w:r>
+              <w:rPr>
+                <w:rFonts w:ascii="Calibri" w:hAnsi="Calibri"/>
+                <w:b w:val="0"/>
+                <w:i w:val="0"/>
+                <w:color w:val="000000"/>
+                <w:sz w:val="22"/>
+                <w:u w:val="none"/>
+              </w:rPr>
+              <w:t>Half-Life Calculations and Applications (Day 1 of 2)</w:t>
+            </w:r>
+          </w:p>
+        </w:tc>
+        <w:tc>
+          <w:tcPr>
+            <w:tcW w:type="dxa" w:w="864"/>
+            <w:shd w:fill="F2F2F2" w:val="clear"/>
+          </w:tcPr>
+          <w:p>
+            <w:r/>
+            <w:r>
+              <w:rPr>
+                <w:rFonts w:ascii="Calibri" w:hAnsi="Calibri"/>
+                <w:b w:val="0"/>
+                <w:i w:val="0"/>
+                <w:color w:val="000000"/>
+                <w:sz w:val="22"/>
+                <w:u w:val="none"/>
+              </w:rPr>
+              <w:t>1</w:t>
+            </w:r>
+          </w:p>
+        </w:tc>
+        <w:tc>
+          <w:tcPr>
+            <w:tcW w:type="dxa" w:w="5040"/>
+            <w:shd w:fill="F2F2F2" w:val="clear"/>
+          </w:tcPr>
+          <w:p>
+            <w:r/>
+            <w:r>
+              <w:rPr>
+                <w:rFonts w:ascii="Calibri" w:hAnsi="Calibri"/>
+                <w:b w:val="0"/>
+                <w:i w:val="0"/>
+                <w:color w:val="000000"/>
+                <w:sz w:val="22"/>
+                <w:u w:val="none"/>
+              </w:rPr>
+              <w:t>At the end of 42 minutes I can define and identify key concepts related to: calculate the amount of a radioactive substa...</w:t>
+            </w:r>
+          </w:p>
+        </w:tc>
+      </w:tr>
+      <w:tr>
+        <w:tc>
+          <w:tcPr>
+            <w:tcW w:type="dxa" w:w="1008"/>
+          </w:tcPr>
+          <w:p>
+            <w:r/>
+            <w:r>
+              <w:rPr>
+                <w:rFonts w:ascii="Calibri" w:hAnsi="Calibri"/>
+                <w:b w:val="0"/>
+                <w:i w:val="0"/>
+                <w:color w:val="000000"/>
+                <w:sz w:val="22"/>
+                <w:u w:val="none"/>
+              </w:rPr>
+              <w:t>5</w:t>
+            </w:r>
+          </w:p>
+        </w:tc>
+        <w:tc>
+          <w:tcPr>
+            <w:tcW w:type="dxa" w:w="2880"/>
+          </w:tcPr>
+          <w:p>
+            <w:r/>
+            <w:r>
+              <w:rPr>
+                <w:rFonts w:ascii="Calibri" w:hAnsi="Calibri"/>
+                <w:b w:val="0"/>
+                <w:i w:val="0"/>
+                <w:color w:val="000000"/>
+                <w:sz w:val="22"/>
+                <w:u w:val="none"/>
+              </w:rPr>
+              <w:t>Half-Life Calculations and Applications (Day 2 of 2)</w:t>
+            </w:r>
+          </w:p>
+        </w:tc>
+        <w:tc>
+          <w:tcPr>
+            <w:tcW w:type="dxa" w:w="864"/>
+          </w:tcPr>
+          <w:p>
+            <w:r/>
+            <w:r>
+              <w:rPr>
+                <w:rFonts w:ascii="Calibri" w:hAnsi="Calibri"/>
+                <w:b w:val="0"/>
+                <w:i w:val="0"/>
+                <w:color w:val="000000"/>
+                <w:sz w:val="22"/>
+                <w:u w:val="none"/>
+              </w:rPr>
+              <w:t>1</w:t>
+            </w:r>
+          </w:p>
+        </w:tc>
+        <w:tc>
+          <w:tcPr>
+            <w:tcW w:type="dxa" w:w="5040"/>
+          </w:tcPr>
+          <w:p>
+            <w:r/>
+            <w:r>
+              <w:rPr>
+                <w:rFonts w:ascii="Calibri" w:hAnsi="Calibri"/>
+                <w:b w:val="0"/>
+                <w:i w:val="0"/>
+                <w:color w:val="000000"/>
+                <w:sz w:val="22"/>
+                <w:u w:val="none"/>
+              </w:rPr>
+              <w:t>At the end of 42 minutes I can apply and analyze my understanding to calculate the amount of a radioactive substance rem...</w:t>
+            </w:r>
+          </w:p>
+        </w:tc>
+      </w:tr>
+      <w:tr>
+        <w:tc>
+          <w:tcPr>
+            <w:tcW w:type="dxa" w:w="1008"/>
+            <w:shd w:fill="F2F2F2" w:val="clear"/>
+          </w:tcPr>
+          <w:p>
+            <w:r/>
+            <w:r>
+              <w:rPr>
+                <w:rFonts w:ascii="Calibri" w:hAnsi="Calibri"/>
+                <w:b w:val="0"/>
+                <w:i w:val="0"/>
+                <w:color w:val="000000"/>
+                <w:sz w:val="22"/>
+                <w:u w:val="none"/>
+              </w:rPr>
+              <w:t>6</w:t>
+            </w:r>
+          </w:p>
+        </w:tc>
+        <w:tc>
+          <w:tcPr>
+            <w:tcW w:type="dxa" w:w="2880"/>
+            <w:shd w:fill="F2F2F2" w:val="clear"/>
+          </w:tcPr>
+          <w:p>
+            <w:r/>
+            <w:r>
+              <w:rPr>
+                <w:rFonts w:ascii="Calibri" w:hAnsi="Calibri"/>
+                <w:b w:val="0"/>
+                <w:i w:val="0"/>
+                <w:color w:val="000000"/>
+                <w:sz w:val="22"/>
+                <w:u w:val="none"/>
+              </w:rPr>
+              <w:t>Fission, Fusion, and Mass-Energy Equivalence (Day 1 of 2)</w:t>
+            </w:r>
+          </w:p>
+        </w:tc>
+        <w:tc>
+          <w:tcPr>
+            <w:tcW w:type="dxa" w:w="864"/>
+            <w:shd w:fill="F2F2F2" w:val="clear"/>
+          </w:tcPr>
+          <w:p>
+            <w:r/>
+            <w:r>
+              <w:rPr>
+                <w:rFonts w:ascii="Calibri" w:hAnsi="Calibri"/>
+                <w:b w:val="0"/>
+                <w:i w:val="0"/>
+                <w:color w:val="000000"/>
+                <w:sz w:val="22"/>
+                <w:u w:val="none"/>
+              </w:rPr>
+              <w:t>1</w:t>
+            </w:r>
+          </w:p>
+        </w:tc>
+        <w:tc>
+          <w:tcPr>
+            <w:tcW w:type="dxa" w:w="5040"/>
+            <w:shd w:fill="F2F2F2" w:val="clear"/>
+          </w:tcPr>
+          <w:p>
+            <w:r/>
+            <w:r>
+              <w:rPr>
+                <w:rFonts w:ascii="Calibri" w:hAnsi="Calibri"/>
+                <w:b w:val="0"/>
+                <w:i w:val="0"/>
+                <w:color w:val="000000"/>
+                <w:sz w:val="22"/>
+                <w:u w:val="none"/>
+              </w:rPr>
+              <w:t>At the end of 42 minutes I can define and identify key concepts related to: compare nuclear fission and fusion, explain ...</w:t>
+            </w:r>
+          </w:p>
+        </w:tc>
+      </w:tr>
+      <w:tr>
+        <w:tc>
+          <w:tcPr>
+            <w:tcW w:type="dxa" w:w="1008"/>
+          </w:tcPr>
+          <w:p>
+            <w:r/>
+            <w:r>
+              <w:rPr>
+                <w:rFonts w:ascii="Calibri" w:hAnsi="Calibri"/>
+                <w:b w:val="0"/>
+                <w:i w:val="0"/>
+                <w:color w:val="000000"/>
+                <w:sz w:val="22"/>
+                <w:u w:val="none"/>
+              </w:rPr>
+              <w:t>7</w:t>
+            </w:r>
+          </w:p>
+        </w:tc>
+        <w:tc>
+          <w:tcPr>
+            <w:tcW w:type="dxa" w:w="2880"/>
+          </w:tcPr>
+          <w:p>
+            <w:r/>
+            <w:r>
+              <w:rPr>
+                <w:rFonts w:ascii="Calibri" w:hAnsi="Calibri"/>
+                <w:b w:val="0"/>
+                <w:i w:val="0"/>
+                <w:color w:val="000000"/>
+                <w:sz w:val="22"/>
+                <w:u w:val="none"/>
+              </w:rPr>
+              <w:t>Fission, Fusion, and Mass-Energy Equivalence (Day 2 of 2)</w:t>
+            </w:r>
+          </w:p>
+        </w:tc>
+        <w:tc>
+          <w:tcPr>
+            <w:tcW w:type="dxa" w:w="864"/>
+          </w:tcPr>
+          <w:p>
+            <w:r/>
+            <w:r>
+              <w:rPr>
+                <w:rFonts w:ascii="Calibri" w:hAnsi="Calibri"/>
+                <w:b w:val="0"/>
+                <w:i w:val="0"/>
+                <w:color w:val="000000"/>
+                <w:sz w:val="22"/>
+                <w:u w:val="none"/>
+              </w:rPr>
+              <w:t>1</w:t>
+            </w:r>
+          </w:p>
+        </w:tc>
+        <w:tc>
+          <w:tcPr>
+            <w:tcW w:type="dxa" w:w="5040"/>
+          </w:tcPr>
+          <w:p>
+            <w:r/>
+            <w:r>
+              <w:rPr>
+                <w:rFonts w:ascii="Calibri" w:hAnsi="Calibri"/>
+                <w:b w:val="0"/>
+                <w:i w:val="0"/>
+                <w:color w:val="000000"/>
+                <w:sz w:val="22"/>
+                <w:u w:val="none"/>
+              </w:rPr>
+              <w:t>At the end of 42 minutes I can apply and analyze my understanding to compare nuclear fission and fusion, explain mass-en...</w:t>
             </w:r>
           </w:p>
         </w:tc>
